--- a/docx/sitemap.docx
+++ b/docx/sitemap.docx
@@ -40,7 +40,7 @@
           <w:color w:val="1E293B"/>
           <w:sz w:val="24"/>
         </w:rPr>
-        <w:t>A structural directory, hierarchical flow diagrams, and user journey taxonomy for the AgriTrace platform.</w:t>
+        <w:t>A structural directory, visual flow diagrams, and user journey taxonomy for the AgriTrace platform.</w:t>
       </w:r>
     </w:p>
     <w:tbl>
@@ -229,7 +229,7 @@
           <w:color w:val="1E293B"/>
           <w:sz w:val="20"/>
         </w:rPr>
-        <w:t>A site map is a structured list, directory, or visual diagram showing the pages on a website and how they are organized, interlinked, and connected. In modern enterprise systems, sitemaps serve two distinct purposes:</w:t>
+        <w:t>A site map is a structured visual diagram and categorized index showing the pages on a website and how they are organized, interlinked, and connected. In modern enterprise web applications, sitemaps serve two distinct functions:</w:t>
       </w:r>
     </w:p>
     <w:p>
@@ -252,7 +252,7 @@
           <w:color w:val="1E293B"/>
           <w:sz w:val="20"/>
         </w:rPr>
-        <w:t>Visual / Navigational Sitemap: Used by software architects, product managers, and end users to understand information architecture, hierarchy, role access boundaries, and workflow trajectories.</w:t>
+        <w:t>Visual / Navigational Sitemap: Used by software architects, product managers, evaluators, and end users to understand information architecture, hierarchy, role access boundaries, and workflow trajectories.</w:t>
       </w:r>
     </w:p>
     <w:p>
@@ -356,7 +356,7 @@
           <w:color w:val="1B4D20"/>
           <w:sz w:val="32"/>
         </w:rPr>
-        <w:t>2. Visual Hierarchy &amp; Page Connection Diagram</w:t>
+        <w:t>2. Visual Hierarchy &amp; Page Connection Flow Diagram</w:t>
       </w:r>
     </w:p>
     <w:p>
@@ -369,113 +369,63 @@
           <w:color w:val="1E293B"/>
           <w:sz w:val="20"/>
         </w:rPr>
-        <w:t>Below is the complete visual tree illustrating how every page connects to the entry landing page, the authentication hub, and the respective stakeholder sub-domains:</w:t>
+        <w:t>Below is the complete visual diagram illustrating how every page connects to the entry landing page, the authentication hub, and the respective stakeholder sub-domains:</w:t>
       </w:r>
     </w:p>
-    <w:tbl>
-      <w:tblPr>
-        <w:tblW w:type="auto" w:w="0"/>
-        <w:jc w:val="center"/>
-        <w:tblLayout w:type="fixed"/>
-        <w:tblLook w:firstColumn="1" w:firstRow="1" w:lastColumn="0" w:lastRow="0" w:noHBand="0" w:noVBand="1" w:val="04A0"/>
-      </w:tblPr>
-      <w:tblGrid>
-        <w:gridCol w:w="9360"/>
-      </w:tblGrid>
-      <w:tr>
-        <w:tc>
-          <w:tcPr>
-            <w:tcW w:type="dxa" w:w="9360"/>
-            <w:shd w:fill="0F172A"/>
-            <w:tcMar>
-              <w:top w:w="140" w:type="dxa"/>
-              <w:bottom w:w="140" w:type="dxa"/>
-              <w:left w:w="180" w:type="dxa"/>
-              <w:right w:w="180" w:type="dxa"/>
-            </w:tcMar>
-          </w:tcPr>
-          <w:p>
-            <w:pPr>
-              <w:spacing w:before="0" w:after="80"/>
-            </w:pPr>
-            <w:r>
-              <w:rPr>
-                <w:rFonts w:ascii="Consolas" w:hAnsi="Consolas"/>
-                <w:b/>
-                <w:color w:val="38BDF8"/>
-                <w:sz w:val="17"/>
-              </w:rPr>
-              <w:t>ARCHITECTURE FLOW DIAGRAM: Global Hierarchical Sitemap Tree</w:t>
-              <w:br/>
-            </w:r>
-            <w:r>
-              <w:rPr>
-                <w:rFonts w:ascii="Consolas" w:hAnsi="Consolas"/>
-                <w:color w:val="F1F5F9"/>
-                <w:sz w:val="16"/>
-              </w:rPr>
-              <w:t xml:space="preserve">                     ┌────────────────────────────────────────┐</w:t>
-              <w:br/>
-              <w:t xml:space="preserve">                     │         INDEX.HTML (Home / Landing)     │</w:t>
-              <w:br/>
-              <w:t xml:space="preserve">                     └───────────────────┬────────────────────┘</w:t>
-              <w:br/>
-              <w:t xml:space="preserve">                                         │</w:t>
-              <w:br/>
-              <w:t xml:space="preserve">               ┌─────────────────────────┼─────────────────────────┐</w:t>
-              <w:br/>
-              <w:t xml:space="preserve">               ▼                         ▼                         ▼</w:t>
-              <w:br/>
-              <w:t xml:space="preserve">    ┌──────────────────────┐  ┌──────────────────────┐  ┌──────────────────────┐</w:t>
-              <w:br/>
-              <w:t xml:space="preserve">    │     LOGIN.HTML       │  │    REGISTER.HTML     │  │     SITEMAP.HTML     │</w:t>
-              <w:br/>
-              <w:t xml:space="preserve">    │  (1-Click Demo Bar)  │  │ (Role Sign-Up Gate)  │  │  (Interactive Tree)  │</w:t>
-              <w:br/>
-              <w:t xml:space="preserve">    └──────────┬───────────┘  └──────────────────────┘  └──────────────────────┘</w:t>
-              <w:br/>
-              <w:t xml:space="preserve">               │</w:t>
-              <w:br/>
-              <w:t xml:space="preserve">   ────────────┴─────────────────────────────────────────────────────────────</w:t>
-              <w:br/>
-              <w:t xml:space="preserve">   ROLE-BASED REDIRECTION ENGINE (js/auth.js)</w:t>
-              <w:br/>
-              <w:t xml:space="preserve">   ─────────────────────────────────────────────────────────────────────────</w:t>
-              <w:br/>
-              <w:t xml:space="preserve">        │                │                 │                │             │</w:t>
-              <w:br/>
-              <w:t xml:space="preserve">        ▼                ▼                 ▼                ▼             ▼</w:t>
-              <w:br/>
-              <w:t xml:space="preserve">  ┌───────────┐    ┌───────────┐    ┌───────────┐    ┌───────────┐  ┌───────────┐</w:t>
-              <w:br/>
-              <w:t xml:space="preserve">  │  FARMER   │    │WHOLESALER │    │  DRIVER   │    │ CUSTOMER  │  │   ADMIN   │</w:t>
-              <w:br/>
-              <w:t xml:space="preserve">  │  PORTAL   │    │  PORTAL   │    │  PORTAL   │    │  PORTAL   │  │  PORTAL   │</w:t>
-              <w:br/>
-              <w:t xml:space="preserve">  └─────┬─────┘    └─────┬─────┘    └─────┬─────┘    └─────┬─────┘  └─────┬─────┘</w:t>
-              <w:br/>
-              <w:t xml:space="preserve">        │                │                │                │              │</w:t>
-              <w:br/>
-              <w:t xml:space="preserve">        ├─dashboard      ├─dashboard      ├─dashboard      ├─dashboard    ├─dashboard</w:t>
-              <w:br/>
-              <w:t xml:space="preserve">        ├─products       └─orders         └─deliveries     ├─products     ├─approvals</w:t>
-              <w:br/>
-              <w:t xml:space="preserve">        └─orders           (locked until                    ├─cart         ├─users</w:t>
-              <w:br/>
-              <w:t xml:space="preserve">                           accredited!)                    ├─orders       ├─products</w:t>
-              <w:br/>
-              <w:t xml:space="preserve">                                                           └─feedback     ├─orders</w:t>
-              <w:br/>
-              <w:t xml:space="preserve">                                                                          └─evaluation</w:t>
-            </w:r>
-          </w:p>
-        </w:tc>
-      </w:tr>
-    </w:tbl>
     <w:p>
       <w:pPr>
-        <w:spacing w:after="120"/>
+        <w:spacing w:before="160" w:after="60"/>
+        <w:jc w:val="center"/>
       </w:pPr>
+      <w:r>
+        <w:drawing>
+          <wp:inline xmlns:a="http://schemas.openxmlformats.org/drawingml/2006/main" xmlns:pic="http://schemas.openxmlformats.org/drawingml/2006/picture">
+            <wp:extent cx="5669280" cy="3569547"/>
+            <wp:docPr id="1" name="Picture 1"/>
+            <wp:cNvGraphicFramePr>
+              <a:graphicFrameLocks noChangeAspect="1"/>
+            </wp:cNvGraphicFramePr>
+            <a:graphic>
+              <a:graphicData uri="http://schemas.openxmlformats.org/drawingml/2006/picture">
+                <pic:pic>
+                  <pic:nvPicPr>
+                    <pic:cNvPr id="0" name="flow_sitemap_hierarchy.png"/>
+                    <pic:cNvPicPr/>
+                  </pic:nvPicPr>
+                  <pic:blipFill>
+                    <a:blip r:embed="rId11"/>
+                    <a:stretch>
+                      <a:fillRect/>
+                    </a:stretch>
+                  </pic:blipFill>
+                  <pic:spPr>
+                    <a:xfrm>
+                      <a:off x="0" y="0"/>
+                      <a:ext cx="5669280" cy="3569547"/>
+                    </a:xfrm>
+                    <a:prstGeom prst="rect"/>
+                  </pic:spPr>
+                </pic:pic>
+              </a:graphicData>
+            </a:graphic>
+          </wp:inline>
+        </w:drawing>
+      </w:r>
+    </w:p>
+    <w:p>
+      <w:pPr>
+        <w:spacing w:before="0" w:after="240"/>
+        <w:jc w:val="center"/>
+      </w:pPr>
+      <w:r>
+        <w:rPr>
+          <w:rFonts w:ascii="Calibri" w:hAnsi="Calibri"/>
+          <w:i/>
+          <w:color w:val="64748B"/>
+          <w:sz w:val="17"/>
+        </w:rPr>
+        <w:t>Figure: AgriTrace Complete Hierarchical Navigation &amp; Role Routing Flow Diagram</w:t>
+      </w:r>
     </w:p>
     <w:p>
       <w:pPr>
@@ -486,7 +436,7 @@
         <w:drawing>
           <wp:inline xmlns:a="http://schemas.openxmlformats.org/drawingml/2006/main" xmlns:pic="http://schemas.openxmlformats.org/drawingml/2006/picture">
             <wp:extent cx="5486400" cy="4114800"/>
-            <wp:docPr id="1" name="Picture 1"/>
+            <wp:docPr id="2" name="Picture 2"/>
             <wp:cNvGraphicFramePr>
               <a:graphicFrameLocks noChangeAspect="1"/>
             </wp:cNvGraphicFramePr>
@@ -498,7 +448,7 @@
                     <pic:cNvPicPr/>
                   </pic:nvPicPr>
                   <pic:blipFill>
-                    <a:blip r:embed="rId11"/>
+                    <a:blip r:embed="rId12"/>
                     <a:stretch>
                       <a:fillRect/>
                     </a:stretch>
@@ -3563,7 +3513,7 @@
           <w:color w:val="1B4D20"/>
           <w:sz w:val="32"/>
         </w:rPr>
-        <w:t>4. Cross-Portal User Journey Workflows</w:t>
+        <w:t>4. Cross-Portal User Journey Workflows &amp; Custody Transition</w:t>
       </w:r>
     </w:p>
     <w:p>
@@ -3576,77 +3526,118 @@
           <w:color w:val="1E293B"/>
           <w:sz w:val="20"/>
         </w:rPr>
-        <w:t>The power of AgriTrace lies in the synchronized handover of custody between portals. Below is the step-by-step navigation pathway tracing an order from listing to dinner table:</w:t>
+        <w:t>The power of AgriTrace lies in the synchronized handover of custody between portals. Below is the visual custody lifecycle diagram tracing an order from farm listing to consumer fulfillment:</w:t>
       </w:r>
     </w:p>
-    <w:tbl>
-      <w:tblPr>
-        <w:tblW w:type="auto" w:w="0"/>
-        <w:jc w:val="center"/>
-        <w:tblLayout w:type="fixed"/>
-        <w:tblLook w:firstColumn="1" w:firstRow="1" w:lastColumn="0" w:lastRow="0" w:noHBand="0" w:noVBand="1" w:val="04A0"/>
-      </w:tblPr>
-      <w:tblGrid>
-        <w:gridCol w:w="9360"/>
-      </w:tblGrid>
-      <w:tr>
-        <w:tc>
-          <w:tcPr>
-            <w:tcW w:type="dxa" w:w="9360"/>
-            <w:shd w:fill="0F172A"/>
-            <w:tcMar>
-              <w:top w:w="140" w:type="dxa"/>
-              <w:bottom w:w="140" w:type="dxa"/>
-              <w:left w:w="180" w:type="dxa"/>
-              <w:right w:w="180" w:type="dxa"/>
-            </w:tcMar>
-          </w:tcPr>
-          <w:p>
-            <w:pPr>
-              <w:spacing w:before="0" w:after="80"/>
-            </w:pPr>
-            <w:r>
-              <w:rPr>
-                <w:rFonts w:ascii="Consolas" w:hAnsi="Consolas"/>
-                <w:b/>
-                <w:color w:val="38BDF8"/>
-                <w:sz w:val="17"/>
-              </w:rPr>
-              <w:t>ARCHITECTURE FLOW DIAGRAM: End-to-End Custody Transition Sequence</w:t>
-              <w:br/>
-            </w:r>
-            <w:r>
-              <w:rPr>
-                <w:rFonts w:ascii="Consolas" w:hAnsi="Consolas"/>
-                <w:color w:val="F1F5F9"/>
-                <w:sz w:val="16"/>
-              </w:rPr>
-              <w:t xml:space="preserve"> 1. LIST HARVEST       [farmer/products.html]  --&gt; Farmer creates batch ($6.50 AUD)</w:t>
-              <w:br/>
-              <w:t xml:space="preserve"> 2. DISCOVER PRODUCE   [customer/products.html]--&gt; Customer browses regional catalog</w:t>
-              <w:br/>
-              <w:t xml:space="preserve"> 3. CART &amp; CHECKOUT    [customer/cart.html]    --&gt; Atomic inventory decrement in Firestore</w:t>
-              <w:br/>
-              <w:t xml:space="preserve"> 4. FARM PREPARATION   [farmer/orders.html]    --&gt; Farmer confirms harvest readiness</w:t>
-              <w:br/>
-              <w:t xml:space="preserve"> 5. QUALITY AUDIT      [wholesaler/orders.html]--&gt; Accredited Wholesaler certifies grade</w:t>
-              <w:br/>
-              <w:t xml:space="preserve"> 6. TRANSIT HANDOVER   [driver/deliveries.html]--&gt; Driver updates transit checkpoints</w:t>
-              <w:br/>
-              <w:t xml:space="preserve"> 7. ORDER FULFILLMENT  [customer/orders.html]  --&gt; Real-time 7-stage tracker lights up</w:t>
-              <w:br/>
-              <w:t xml:space="preserve"> 8. FAIR-TRADE REVIEW  [customer/feedback.html]--&gt; Customer submits 5-star farmer rating</w:t>
-              <w:br/>
-              <w:t xml:space="preserve"> 9. AUDIT OVERSIGHT    [admin/orders.html]     --&gt; Administrator archives transaction</w:t>
-            </w:r>
-          </w:p>
-        </w:tc>
-      </w:tr>
-    </w:tbl>
     <w:p>
       <w:pPr>
-        <w:spacing w:after="120"/>
+        <w:spacing w:before="160" w:after="60"/>
+        <w:jc w:val="center"/>
       </w:pPr>
+      <w:r>
+        <w:drawing>
+          <wp:inline xmlns:a="http://schemas.openxmlformats.org/drawingml/2006/main" xmlns:pic="http://schemas.openxmlformats.org/drawingml/2006/picture">
+            <wp:extent cx="5669280" cy="3359573"/>
+            <wp:docPr id="3" name="Picture 3"/>
+            <wp:cNvGraphicFramePr>
+              <a:graphicFrameLocks noChangeAspect="1"/>
+            </wp:cNvGraphicFramePr>
+            <a:graphic>
+              <a:graphicData uri="http://schemas.openxmlformats.org/drawingml/2006/picture">
+                <pic:pic>
+                  <pic:nvPicPr>
+                    <pic:cNvPr id="0" name="flow_supply_chain_custody.png"/>
+                    <pic:cNvPicPr/>
+                  </pic:nvPicPr>
+                  <pic:blipFill>
+                    <a:blip r:embed="rId13"/>
+                    <a:stretch>
+                      <a:fillRect/>
+                    </a:stretch>
+                  </pic:blipFill>
+                  <pic:spPr>
+                    <a:xfrm>
+                      <a:off x="0" y="0"/>
+                      <a:ext cx="5669280" cy="3359573"/>
+                    </a:xfrm>
+                    <a:prstGeom prst="rect"/>
+                  </pic:spPr>
+                </pic:pic>
+              </a:graphicData>
+            </a:graphic>
+          </wp:inline>
+        </w:drawing>
+      </w:r>
+    </w:p>
+    <w:p>
+      <w:pPr>
+        <w:spacing w:before="0" w:after="240"/>
+        <w:jc w:val="center"/>
+      </w:pPr>
+      <w:r>
+        <w:rPr>
+          <w:rFonts w:ascii="Calibri" w:hAnsi="Calibri"/>
+          <w:i/>
+          <w:color w:val="64748B"/>
+          <w:sz w:val="17"/>
+        </w:rPr>
+        <w:t>Figure: 7-Stage End-to-End Supply Chain Transparency &amp; Custody Flowchart</w:t>
+      </w:r>
+    </w:p>
+    <w:p>
+      <w:pPr>
+        <w:spacing w:before="160" w:after="60"/>
+        <w:jc w:val="center"/>
+      </w:pPr>
+      <w:r>
+        <w:drawing>
+          <wp:inline xmlns:a="http://schemas.openxmlformats.org/drawingml/2006/main" xmlns:pic="http://schemas.openxmlformats.org/drawingml/2006/picture">
+            <wp:extent cx="5486400" cy="3062177"/>
+            <wp:docPr id="4" name="Picture 4"/>
+            <wp:cNvGraphicFramePr>
+              <a:graphicFrameLocks noChangeAspect="1"/>
+            </wp:cNvGraphicFramePr>
+            <a:graphic>
+              <a:graphicData uri="http://schemas.openxmlformats.org/drawingml/2006/picture">
+                <pic:pic>
+                  <pic:nvPicPr>
+                    <pic:cNvPr id="0" name="supply_chain_infographic.jpg"/>
+                    <pic:cNvPicPr/>
+                  </pic:nvPicPr>
+                  <pic:blipFill>
+                    <a:blip r:embed="rId14"/>
+                    <a:stretch>
+                      <a:fillRect/>
+                    </a:stretch>
+                  </pic:blipFill>
+                  <pic:spPr>
+                    <a:xfrm>
+                      <a:off x="0" y="0"/>
+                      <a:ext cx="5486400" cy="3062177"/>
+                    </a:xfrm>
+                    <a:prstGeom prst="rect"/>
+                  </pic:spPr>
+                </pic:pic>
+              </a:graphicData>
+            </a:graphic>
+          </wp:inline>
+        </w:drawing>
+      </w:r>
+    </w:p>
+    <w:p>
+      <w:pPr>
+        <w:spacing w:before="0" w:after="240"/>
+        <w:jc w:val="center"/>
+      </w:pPr>
+      <w:r>
+        <w:rPr>
+          <w:rFonts w:ascii="Calibri" w:hAnsi="Calibri"/>
+          <w:i/>
+          <w:color w:val="64748B"/>
+          <w:sz w:val="17"/>
+        </w:rPr>
+        <w:t>Figure: Fair Trade Agricultural Supply Chain Overview in Australia</w:t>
+      </w:r>
     </w:p>
     <w:p>
       <w:pPr>
@@ -3657,7 +3648,7 @@
         <w:drawing>
           <wp:inline xmlns:a="http://schemas.openxmlformats.org/drawingml/2006/main" xmlns:pic="http://schemas.openxmlformats.org/drawingml/2006/picture">
             <wp:extent cx="5486400" cy="3686175"/>
-            <wp:docPr id="2" name="Picture 2"/>
+            <wp:docPr id="5" name="Picture 5"/>
             <wp:cNvGraphicFramePr>
               <a:graphicFrameLocks noChangeAspect="1"/>
             </wp:cNvGraphicFramePr>
@@ -3669,7 +3660,7 @@
                     <pic:cNvPicPr/>
                   </pic:nvPicPr>
                   <pic:blipFill>
-                    <a:blip r:embed="rId12"/>
+                    <a:blip r:embed="rId15"/>
                     <a:stretch>
                       <a:fillRect/>
                     </a:stretch>
@@ -3809,7 +3800,7 @@
         <w:drawing>
           <wp:inline xmlns:a="http://schemas.openxmlformats.org/drawingml/2006/main" xmlns:pic="http://schemas.openxmlformats.org/drawingml/2006/picture">
             <wp:extent cx="5486400" cy="4093029"/>
-            <wp:docPr id="3" name="Picture 3"/>
+            <wp:docPr id="6" name="Picture 6"/>
             <wp:cNvGraphicFramePr>
               <a:graphicFrameLocks noChangeAspect="1"/>
             </wp:cNvGraphicFramePr>
@@ -3821,7 +3812,7 @@
                     <pic:cNvPicPr/>
                   </pic:nvPicPr>
                   <pic:blipFill>
-                    <a:blip r:embed="rId13"/>
+                    <a:blip r:embed="rId16"/>
                     <a:stretch>
                       <a:fillRect/>
                     </a:stretch>

--- a/docx/sitemap.docx
+++ b/docx/sitemap.docx
@@ -380,7 +380,7 @@
       <w:r>
         <w:drawing>
           <wp:inline xmlns:a="http://schemas.openxmlformats.org/drawingml/2006/main" xmlns:pic="http://schemas.openxmlformats.org/drawingml/2006/picture">
-            <wp:extent cx="5669280" cy="3569547"/>
+            <wp:extent cx="5669280" cy="3644537"/>
             <wp:docPr id="1" name="Picture 1"/>
             <wp:cNvGraphicFramePr>
               <a:graphicFrameLocks noChangeAspect="1"/>
@@ -389,7 +389,7 @@
               <a:graphicData uri="http://schemas.openxmlformats.org/drawingml/2006/picture">
                 <pic:pic>
                   <pic:nvPicPr>
-                    <pic:cNvPr id="0" name="flow_sitemap_hierarchy.png"/>
+                    <pic:cNvPr id="0" name="01_sitemap_visual_tree.png"/>
                     <pic:cNvPicPr/>
                   </pic:nvPicPr>
                   <pic:blipFill>
@@ -401,7 +401,7 @@
                   <pic:spPr>
                     <a:xfrm>
                       <a:off x="0" y="0"/>
-                      <a:ext cx="5669280" cy="3569547"/>
+                      <a:ext cx="5669280" cy="3644537"/>
                     </a:xfrm>
                     <a:prstGeom prst="rect"/>
                   </pic:spPr>
@@ -3537,7 +3537,7 @@
       <w:r>
         <w:drawing>
           <wp:inline xmlns:a="http://schemas.openxmlformats.org/drawingml/2006/main" xmlns:pic="http://schemas.openxmlformats.org/drawingml/2006/picture">
-            <wp:extent cx="5669280" cy="3359573"/>
+            <wp:extent cx="5669280" cy="3644537"/>
             <wp:docPr id="3" name="Picture 3"/>
             <wp:cNvGraphicFramePr>
               <a:graphicFrameLocks noChangeAspect="1"/>
@@ -3546,7 +3546,7 @@
               <a:graphicData uri="http://schemas.openxmlformats.org/drawingml/2006/picture">
                 <pic:pic>
                   <pic:nvPicPr>
-                    <pic:cNvPr id="0" name="flow_supply_chain_custody.png"/>
+                    <pic:cNvPr id="0" name="02_supply_chain_custody_flowchart.png"/>
                     <pic:cNvPicPr/>
                   </pic:nvPicPr>
                   <pic:blipFill>
@@ -3558,7 +3558,7 @@
                   <pic:spPr>
                     <a:xfrm>
                       <a:off x="0" y="0"/>
-                      <a:ext cx="5669280" cy="3359573"/>
+                      <a:ext cx="5669280" cy="3644537"/>
                     </a:xfrm>
                     <a:prstGeom prst="rect"/>
                   </pic:spPr>
@@ -3592,63 +3592,8 @@
       <w:r>
         <w:drawing>
           <wp:inline xmlns:a="http://schemas.openxmlformats.org/drawingml/2006/main" xmlns:pic="http://schemas.openxmlformats.org/drawingml/2006/picture">
-            <wp:extent cx="5486400" cy="3062177"/>
+            <wp:extent cx="5486400" cy="3686175"/>
             <wp:docPr id="4" name="Picture 4"/>
-            <wp:cNvGraphicFramePr>
-              <a:graphicFrameLocks noChangeAspect="1"/>
-            </wp:cNvGraphicFramePr>
-            <a:graphic>
-              <a:graphicData uri="http://schemas.openxmlformats.org/drawingml/2006/picture">
-                <pic:pic>
-                  <pic:nvPicPr>
-                    <pic:cNvPr id="0" name="supply_chain_infographic.jpg"/>
-                    <pic:cNvPicPr/>
-                  </pic:nvPicPr>
-                  <pic:blipFill>
-                    <a:blip r:embed="rId14"/>
-                    <a:stretch>
-                      <a:fillRect/>
-                    </a:stretch>
-                  </pic:blipFill>
-                  <pic:spPr>
-                    <a:xfrm>
-                      <a:off x="0" y="0"/>
-                      <a:ext cx="5486400" cy="3062177"/>
-                    </a:xfrm>
-                    <a:prstGeom prst="rect"/>
-                  </pic:spPr>
-                </pic:pic>
-              </a:graphicData>
-            </a:graphic>
-          </wp:inline>
-        </w:drawing>
-      </w:r>
-    </w:p>
-    <w:p>
-      <w:pPr>
-        <w:spacing w:before="0" w:after="240"/>
-        <w:jc w:val="center"/>
-      </w:pPr>
-      <w:r>
-        <w:rPr>
-          <w:rFonts w:ascii="Calibri" w:hAnsi="Calibri"/>
-          <w:i/>
-          <w:color w:val="64748B"/>
-          <w:sz w:val="17"/>
-        </w:rPr>
-        <w:t>Figure: Fair Trade Agricultural Supply Chain Overview in Australia</w:t>
-      </w:r>
-    </w:p>
-    <w:p>
-      <w:pPr>
-        <w:spacing w:before="160" w:after="60"/>
-        <w:jc w:val="center"/>
-      </w:pPr>
-      <w:r>
-        <w:drawing>
-          <wp:inline xmlns:a="http://schemas.openxmlformats.org/drawingml/2006/main" xmlns:pic="http://schemas.openxmlformats.org/drawingml/2006/picture">
-            <wp:extent cx="5486400" cy="3686175"/>
-            <wp:docPr id="5" name="Picture 5"/>
             <wp:cNvGraphicFramePr>
               <a:graphicFrameLocks noChangeAspect="1"/>
             </wp:cNvGraphicFramePr>
@@ -3660,7 +3605,7 @@
                     <pic:cNvPicPr/>
                   </pic:nvPicPr>
                   <pic:blipFill>
-                    <a:blip r:embed="rId15"/>
+                    <a:blip r:embed="rId14"/>
                     <a:stretch>
                       <a:fillRect/>
                     </a:stretch>
@@ -3800,7 +3745,7 @@
         <w:drawing>
           <wp:inline xmlns:a="http://schemas.openxmlformats.org/drawingml/2006/main" xmlns:pic="http://schemas.openxmlformats.org/drawingml/2006/picture">
             <wp:extent cx="5486400" cy="4093029"/>
-            <wp:docPr id="6" name="Picture 6"/>
+            <wp:docPr id="5" name="Picture 5"/>
             <wp:cNvGraphicFramePr>
               <a:graphicFrameLocks noChangeAspect="1"/>
             </wp:cNvGraphicFramePr>
@@ -3812,7 +3757,7 @@
                     <pic:cNvPicPr/>
                   </pic:nvPicPr>
                   <pic:blipFill>
-                    <a:blip r:embed="rId16"/>
+                    <a:blip r:embed="rId15"/>
                     <a:stretch>
                       <a:fillRect/>
                     </a:stretch>

--- a/docx/sitemap.docx
+++ b/docx/sitemap.docx
@@ -3252,7 +3252,7 @@
                 <w:color w:val="1E293B"/>
                 <w:sz w:val="18"/>
               </w:rPr>
-              <w:t>Full commercial ROI model ($75,400 CAPEX, $1,790 OPEX)</w:t>
+              <w:t>Full commercial ROI model ($18,900 CAPEX, $280 OPEX)</w:t>
             </w:r>
           </w:p>
         </w:tc>
